--- a/src/templates/template_dinamis.docx
+++ b/src/templates/template_dinamis.docx
@@ -19,8 +19,8 @@
       <w:tblGrid>
         <w:gridCol w:w="734"/>
         <w:gridCol w:w="1533"/>
-        <w:gridCol w:w="1107"/>
-        <w:gridCol w:w="1261"/>
+        <w:gridCol w:w="1707"/>
+        <w:gridCol w:w="661"/>
         <w:gridCol w:w="610"/>
         <w:gridCol w:w="1832"/>
         <w:gridCol w:w="291"/>
@@ -1464,7 +1464,7 @@
         </w:tc>
         <w:tc>
           <w:tcPr>
-            <w:tcW w:w="1107" w:type="dxa"/>
+            <w:tcW w:w="1707" w:type="dxa"/>
             <w:tcBorders>
               <w:top w:val="single" w:sz="4" w:space="0" w:color="000000"/>
               <w:left w:val="single" w:sz="4" w:space="0" w:color="000000"/>
@@ -1493,7 +1493,7 @@
         </w:tc>
         <w:tc>
           <w:tcPr>
-            <w:tcW w:w="12084" w:type="dxa"/>
+            <w:tcW w:w="11484" w:type="dxa"/>
             <w:gridSpan w:val="12"/>
             <w:tcBorders>
               <w:top w:val="single" w:sz="4" w:space="0" w:color="000000"/>
@@ -1669,7 +1669,7 @@
         </w:tc>
         <w:tc>
           <w:tcPr>
-            <w:tcW w:w="1107" w:type="dxa"/>
+            <w:tcW w:w="1707" w:type="dxa"/>
             <w:tcBorders>
               <w:top w:val="single" w:sz="4" w:space="0" w:color="000000"/>
               <w:left w:val="single" w:sz="4" w:space="0" w:color="000000"/>
@@ -1716,7 +1716,7 @@
         </w:tc>
         <w:tc>
           <w:tcPr>
-            <w:tcW w:w="12084" w:type="dxa"/>
+            <w:tcW w:w="11484" w:type="dxa"/>
             <w:gridSpan w:val="12"/>
             <w:tcBorders>
               <w:top w:val="single" w:sz="4" w:space="0" w:color="000000"/>
@@ -1914,7 +1914,7 @@
         </w:tc>
         <w:tc>
           <w:tcPr>
-            <w:tcW w:w="1107" w:type="dxa"/>
+            <w:tcW w:w="1707" w:type="dxa"/>
             <w:tcBorders>
               <w:top w:val="single" w:sz="4" w:space="0" w:color="000000"/>
               <w:left w:val="single" w:sz="4" w:space="0" w:color="000000"/>
@@ -1946,7 +1946,7 @@
         </w:tc>
         <w:tc>
           <w:tcPr>
-            <w:tcW w:w="12084" w:type="dxa"/>
+            <w:tcW w:w="11484" w:type="dxa"/>
             <w:gridSpan w:val="12"/>
             <w:tcBorders>
               <w:top w:val="single" w:sz="4" w:space="0" w:color="000000"/>
@@ -3558,15 +3558,15 @@
               <w:spacing w:line="276" w:lineRule="auto"/>
               <w:rPr>
                 <w:b/>
-                <w:sz w:val="22"/>
-                <w:szCs w:val="22"/>
+                <w:sz w:val="24"/>
+                <w:szCs w:val="24"/>
               </w:rPr>
             </w:pPr>
             <w:r>
               <w:rPr>
                 <w:b/>
-                <w:sz w:val="22"/>
-                <w:szCs w:val="22"/>
+                <w:sz w:val="24"/>
+                <w:szCs w:val="24"/>
                 <w:lang w:val="id-ID"/>
               </w:rPr>
               <w:lastRenderedPageBreak/>
@@ -3575,8 +3575,8 @@
             <w:r>
               <w:rPr>
                 <w:b/>
-                <w:sz w:val="22"/>
-                <w:szCs w:val="22"/>
+                <w:sz w:val="24"/>
+                <w:szCs w:val="24"/>
               </w:rPr>
               <w:t xml:space="preserve"> MK</w:t>
             </w:r>
@@ -3597,30 +3597,30 @@
             <w:pPr>
               <w:spacing w:line="276" w:lineRule="auto"/>
               <w:rPr>
-                <w:sz w:val="22"/>
-                <w:szCs w:val="22"/>
+                <w:sz w:val="24"/>
+                <w:szCs w:val="24"/>
               </w:rPr>
             </w:pPr>
             <w:r>
               <w:rPr>
-                <w:sz w:val="22"/>
-                <w:szCs w:val="22"/>
+                <w:sz w:val="24"/>
+                <w:szCs w:val="24"/>
               </w:rPr>
               <w:t>{</w:t>
             </w:r>
             <w:proofErr w:type="spellStart"/>
             <w:r>
               <w:rPr>
-                <w:sz w:val="22"/>
-                <w:szCs w:val="22"/>
+                <w:sz w:val="24"/>
+                <w:szCs w:val="24"/>
               </w:rPr>
               <w:t>deskripsi_singkat_mk</w:t>
             </w:r>
             <w:proofErr w:type="spellEnd"/>
             <w:r>
               <w:rPr>
-                <w:sz w:val="22"/>
-                <w:szCs w:val="22"/>
+                <w:sz w:val="24"/>
+                <w:szCs w:val="24"/>
               </w:rPr>
               <w:t>}</w:t>
             </w:r>
@@ -3647,15 +3647,15 @@
               <w:spacing w:line="276" w:lineRule="auto"/>
               <w:rPr>
                 <w:b/>
-                <w:sz w:val="22"/>
-                <w:szCs w:val="22"/>
+                <w:sz w:val="24"/>
+                <w:szCs w:val="24"/>
               </w:rPr>
             </w:pPr>
             <w:r>
               <w:rPr>
                 <w:b/>
-                <w:sz w:val="22"/>
-                <w:szCs w:val="22"/>
+                <w:sz w:val="24"/>
+                <w:szCs w:val="24"/>
               </w:rPr>
               <w:t xml:space="preserve">Materi Kajian / Materi </w:t>
             </w:r>
@@ -3663,8 +3663,8 @@
             <w:r>
               <w:rPr>
                 <w:b/>
-                <w:sz w:val="22"/>
-                <w:szCs w:val="22"/>
+                <w:sz w:val="24"/>
+                <w:szCs w:val="24"/>
               </w:rPr>
               <w:t>Pembelajaran</w:t>
             </w:r>
@@ -3686,30 +3686,30 @@
             <w:pPr>
               <w:spacing w:line="276" w:lineRule="auto"/>
               <w:rPr>
-                <w:sz w:val="22"/>
-                <w:szCs w:val="22"/>
+                <w:sz w:val="24"/>
+                <w:szCs w:val="24"/>
               </w:rPr>
             </w:pPr>
             <w:r>
               <w:rPr>
-                <w:sz w:val="22"/>
-                <w:szCs w:val="22"/>
+                <w:sz w:val="24"/>
+                <w:szCs w:val="24"/>
               </w:rPr>
               <w:t>{</w:t>
             </w:r>
             <w:proofErr w:type="spellStart"/>
             <w:r>
               <w:rPr>
-                <w:sz w:val="22"/>
-                <w:szCs w:val="22"/>
+                <w:sz w:val="24"/>
+                <w:szCs w:val="24"/>
               </w:rPr>
               <w:t>materi_kajian</w:t>
             </w:r>
             <w:proofErr w:type="spellEnd"/>
             <w:r>
               <w:rPr>
-                <w:sz w:val="22"/>
-                <w:szCs w:val="22"/>
+                <w:sz w:val="24"/>
+                <w:szCs w:val="24"/>
               </w:rPr>
               <w:t>}</w:t>
             </w:r>
@@ -3734,16 +3734,16 @@
               <w:spacing w:line="276" w:lineRule="auto"/>
               <w:rPr>
                 <w:b/>
-                <w:sz w:val="22"/>
-                <w:szCs w:val="22"/>
+                <w:sz w:val="24"/>
+                <w:szCs w:val="24"/>
                 <w:lang w:val="id-ID"/>
               </w:rPr>
             </w:pPr>
             <w:r>
               <w:rPr>
                 <w:b/>
-                <w:sz w:val="22"/>
-                <w:szCs w:val="22"/>
+                <w:sz w:val="24"/>
+                <w:szCs w:val="24"/>
                 <w:lang w:val="id-ID"/>
               </w:rPr>
               <w:t>Pustaka</w:t>
@@ -3768,15 +3768,15 @@
               <w:ind w:left="26"/>
               <w:rPr>
                 <w:b/>
-                <w:sz w:val="22"/>
-                <w:szCs w:val="22"/>
+                <w:sz w:val="24"/>
+                <w:szCs w:val="24"/>
               </w:rPr>
             </w:pPr>
             <w:r>
               <w:rPr>
                 <w:b/>
-                <w:sz w:val="22"/>
-                <w:szCs w:val="22"/>
+                <w:sz w:val="24"/>
+                <w:szCs w:val="24"/>
               </w:rPr>
               <w:t>Utama:</w:t>
             </w:r>
@@ -3799,8 +3799,8 @@
               <w:ind w:left="26"/>
               <w:rPr>
                 <w:b/>
-                <w:sz w:val="22"/>
-                <w:szCs w:val="22"/>
+                <w:sz w:val="24"/>
+                <w:szCs w:val="24"/>
               </w:rPr>
             </w:pPr>
           </w:p>
@@ -3824,8 +3824,8 @@
               <w:spacing w:line="276" w:lineRule="auto"/>
               <w:rPr>
                 <w:b/>
-                <w:sz w:val="22"/>
-                <w:szCs w:val="22"/>
+                <w:sz w:val="24"/>
+                <w:szCs w:val="24"/>
                 <w:lang w:val="id-ID"/>
               </w:rPr>
             </w:pPr>
@@ -3886,8 +3886,8 @@
               <w:spacing w:line="276" w:lineRule="auto"/>
               <w:rPr>
                 <w:b/>
-                <w:sz w:val="22"/>
-                <w:szCs w:val="22"/>
+                <w:sz w:val="24"/>
+                <w:szCs w:val="24"/>
                 <w:lang w:val="id-ID"/>
               </w:rPr>
             </w:pPr>
@@ -3909,8 +3909,8 @@
             <w:pPr>
               <w:spacing w:line="276" w:lineRule="auto"/>
               <w:rPr>
-                <w:sz w:val="22"/>
-                <w:szCs w:val="22"/>
+                <w:sz w:val="24"/>
+                <w:szCs w:val="24"/>
               </w:rPr>
             </w:pPr>
             <w:r>
@@ -3918,8 +3918,8 @@
                 <w:b/>
                 <w:iCs/>
                 <w:color w:val="000000"/>
-                <w:sz w:val="22"/>
-                <w:szCs w:val="22"/>
+                <w:sz w:val="24"/>
+                <w:szCs w:val="24"/>
                 <w:lang w:val="id-ID"/>
               </w:rPr>
               <w:t>Pendukung</w:t>
@@ -3929,8 +3929,8 @@
                 <w:b/>
                 <w:iCs/>
                 <w:color w:val="000000"/>
-                <w:sz w:val="22"/>
-                <w:szCs w:val="22"/>
+                <w:sz w:val="24"/>
+                <w:szCs w:val="24"/>
               </w:rPr>
               <w:t>:</w:t>
             </w:r>
@@ -3951,8 +3951,8 @@
             <w:pPr>
               <w:spacing w:line="276" w:lineRule="auto"/>
               <w:rPr>
-                <w:sz w:val="22"/>
-                <w:szCs w:val="22"/>
+                <w:sz w:val="24"/>
+                <w:szCs w:val="24"/>
               </w:rPr>
             </w:pPr>
           </w:p>
@@ -3976,8 +3976,8 @@
               <w:spacing w:line="276" w:lineRule="auto"/>
               <w:rPr>
                 <w:b/>
-                <w:sz w:val="22"/>
-                <w:szCs w:val="22"/>
+                <w:sz w:val="24"/>
+                <w:szCs w:val="24"/>
                 <w:lang w:val="id-ID"/>
               </w:rPr>
             </w:pPr>
@@ -4037,15 +4037,15 @@
               <w:spacing w:line="276" w:lineRule="auto"/>
               <w:rPr>
                 <w:b/>
-                <w:sz w:val="22"/>
-                <w:szCs w:val="22"/>
+                <w:sz w:val="24"/>
+                <w:szCs w:val="24"/>
               </w:rPr>
             </w:pPr>
             <w:r>
               <w:rPr>
                 <w:b/>
-                <w:sz w:val="22"/>
-                <w:szCs w:val="22"/>
+                <w:sz w:val="24"/>
+                <w:szCs w:val="24"/>
               </w:rPr>
               <w:t xml:space="preserve">Dosen </w:t>
             </w:r>
@@ -4053,8 +4053,8 @@
             <w:r>
               <w:rPr>
                 <w:b/>
-                <w:sz w:val="22"/>
-                <w:szCs w:val="22"/>
+                <w:sz w:val="24"/>
+                <w:szCs w:val="24"/>
               </w:rPr>
               <w:t>Pengampu</w:t>
             </w:r>
@@ -4076,37 +4076,37 @@
             <w:pPr>
               <w:spacing w:line="276" w:lineRule="auto"/>
               <w:rPr>
-                <w:sz w:val="22"/>
-                <w:szCs w:val="22"/>
+                <w:sz w:val="24"/>
+                <w:szCs w:val="24"/>
               </w:rPr>
             </w:pPr>
             <w:r>
               <w:rPr>
-                <w:sz w:val="22"/>
-                <w:szCs w:val="22"/>
+                <w:sz w:val="24"/>
+                <w:szCs w:val="24"/>
                 <w:lang w:val="fi-FI"/>
               </w:rPr>
               <w:t>{</w:t>
             </w:r>
             <w:r>
               <w:rPr>
-                <w:sz w:val="22"/>
-                <w:szCs w:val="22"/>
+                <w:sz w:val="24"/>
+                <w:szCs w:val="24"/>
               </w:rPr>
               <w:t>#</w:t>
             </w:r>
             <w:r>
               <w:rPr>
-                <w:sz w:val="22"/>
-                <w:szCs w:val="22"/>
+                <w:sz w:val="24"/>
+                <w:szCs w:val="24"/>
                 <w:lang w:val="fi-FI"/>
               </w:rPr>
               <w:t>dosen_pengampu[]}</w:t>
             </w:r>
             <w:r>
               <w:rPr>
-                <w:sz w:val="22"/>
-                <w:szCs w:val="22"/>
+                <w:sz w:val="24"/>
+                <w:szCs w:val="24"/>
               </w:rPr>
               <w:t>- {.}</w:t>
             </w:r>
@@ -4115,31 +4115,31 @@
             <w:pPr>
               <w:spacing w:line="276" w:lineRule="auto"/>
               <w:rPr>
-                <w:sz w:val="22"/>
-                <w:szCs w:val="22"/>
+                <w:sz w:val="24"/>
+                <w:szCs w:val="24"/>
                 <w:lang w:val="id-ID"/>
               </w:rPr>
             </w:pPr>
             <w:r>
               <w:rPr>
-                <w:sz w:val="22"/>
-                <w:szCs w:val="22"/>
+                <w:sz w:val="24"/>
+                <w:szCs w:val="24"/>
               </w:rPr>
               <w:t>{/</w:t>
             </w:r>
             <w:proofErr w:type="spellStart"/>
             <w:r>
               <w:rPr>
-                <w:sz w:val="22"/>
-                <w:szCs w:val="22"/>
+                <w:sz w:val="24"/>
+                <w:szCs w:val="24"/>
               </w:rPr>
               <w:t>dosen_pengampu</w:t>
             </w:r>
             <w:proofErr w:type="spellEnd"/>
             <w:r>
               <w:rPr>
-                <w:sz w:val="22"/>
-                <w:szCs w:val="22"/>
+                <w:sz w:val="24"/>
+                <w:szCs w:val="24"/>
               </w:rPr>
               <w:t>[]}</w:t>
             </w:r>
@@ -4163,16 +4163,16 @@
               <w:spacing w:line="276" w:lineRule="auto"/>
               <w:rPr>
                 <w:b/>
-                <w:sz w:val="22"/>
-                <w:szCs w:val="22"/>
+                <w:sz w:val="24"/>
+                <w:szCs w:val="24"/>
               </w:rPr>
             </w:pPr>
             <w:proofErr w:type="spellStart"/>
             <w:r>
               <w:rPr>
                 <w:b/>
-                <w:sz w:val="22"/>
-                <w:szCs w:val="22"/>
+                <w:sz w:val="24"/>
+                <w:szCs w:val="24"/>
                 <w:lang w:val="id-ID"/>
               </w:rPr>
               <w:t>Matakuliah</w:t>
@@ -4181,8 +4181,8 @@
             <w:r>
               <w:rPr>
                 <w:b/>
-                <w:sz w:val="22"/>
-                <w:szCs w:val="22"/>
+                <w:sz w:val="24"/>
+                <w:szCs w:val="24"/>
                 <w:lang w:val="id-ID"/>
               </w:rPr>
               <w:t xml:space="preserve"> </w:t>
@@ -4190,8 +4190,8 @@
             <w:r>
               <w:rPr>
                 <w:b/>
-                <w:sz w:val="22"/>
-                <w:szCs w:val="22"/>
+                <w:sz w:val="24"/>
+                <w:szCs w:val="24"/>
               </w:rPr>
               <w:t>s</w:t>
             </w:r>
@@ -4199,8 +4199,8 @@
             <w:r>
               <w:rPr>
                 <w:b/>
-                <w:sz w:val="22"/>
-                <w:szCs w:val="22"/>
+                <w:sz w:val="24"/>
+                <w:szCs w:val="24"/>
                 <w:lang w:val="id-ID"/>
               </w:rPr>
               <w:t>yarat</w:t>
@@ -4223,15 +4223,15 @@
             <w:pPr>
               <w:spacing w:line="276" w:lineRule="auto"/>
               <w:rPr>
-                <w:sz w:val="22"/>
-                <w:szCs w:val="22"/>
+                <w:sz w:val="24"/>
+                <w:szCs w:val="24"/>
                 <w:lang w:val="fi-FI"/>
               </w:rPr>
             </w:pPr>
             <w:r>
               <w:rPr>
-                <w:sz w:val="22"/>
-                <w:szCs w:val="22"/>
+                <w:sz w:val="24"/>
+                <w:szCs w:val="24"/>
                 <w:lang w:val="fi-FI"/>
               </w:rPr>
               <w:t>{mk_syarat}</w:t>

--- a/src/templates/template_dinamis.docx
+++ b/src/templates/template_dinamis.docx
@@ -1147,16 +1147,6 @@
               </w:rPr>
               <w:t>{#dosen_pengembang_rps[]}{.}</w:t>
             </w:r>
-          </w:p>
-          <w:p>
-            <w:pPr>
-              <w:spacing w:line="276" w:lineRule="auto"/>
-              <w:rPr>
-                <w:color w:val="000000" w:themeColor="text1"/>
-                <w:sz w:val="24"/>
-                <w:szCs w:val="24"/>
-              </w:rPr>
-            </w:pPr>
             <w:r>
               <w:rPr>
                 <w:color w:val="000000" w:themeColor="text1"/>
@@ -3849,11 +3839,6 @@
             <w:r>
               <w:t>{#pustaka_utama[]}- {.}</w:t>
             </w:r>
-          </w:p>
-          <w:p>
-            <w:pPr>
-              <w:spacing w:line="276" w:lineRule="auto"/>
-            </w:pPr>
             <w:r>
               <w:t>{/</w:t>
             </w:r>
@@ -4001,11 +3986,6 @@
             <w:r>
               <w:t>{#pustaka_pendukung[]}- {.}</w:t>
             </w:r>
-          </w:p>
-          <w:p>
-            <w:pPr>
-              <w:spacing w:line="276" w:lineRule="auto"/>
-            </w:pPr>
             <w:r>
               <w:t>{/</w:t>
             </w:r>
@@ -4110,16 +4090,6 @@
               </w:rPr>
               <w:t>- {.}</w:t>
             </w:r>
-          </w:p>
-          <w:p>
-            <w:pPr>
-              <w:spacing w:line="276" w:lineRule="auto"/>
-              <w:rPr>
-                <w:sz w:val="24"/>
-                <w:szCs w:val="24"/>
-                <w:lang w:val="id-ID"/>
-              </w:rPr>
-            </w:pPr>
             <w:r>
               <w:rPr>
                 <w:sz w:val="24"/>
@@ -7043,8 +7013,8 @@
     <w:qFormat/>
     <w:rPr>
       <w:rFonts w:ascii="Times New Roman" w:eastAsia="Times New Roman" w:hAnsi="Times New Roman" w:cs="Times New Roman"/>
-      <w:sz w:val="20"/>
-      <w:szCs w:val="20"/>
+      <w:sz w:val="24"/>
+      <w:szCs w:val="24"/>
       <w:lang w:val="en-US"/>
       <w14:ligatures w14:val="none"/>
     </w:rPr>

--- a/src/templates/template_dinamis.docx
+++ b/src/templates/template_dinamis.docx
@@ -1147,6 +1147,16 @@
               </w:rPr>
               <w:t>{#dosen_pengembang_rps[]}{.}</w:t>
             </w:r>
+          </w:p>
+          <w:p>
+            <w:pPr>
+              <w:spacing w:line="276" w:lineRule="auto"/>
+              <w:rPr>
+                <w:color w:val="000000" w:themeColor="text1"/>
+                <w:sz w:val="24"/>
+                <w:szCs w:val="24"/>
+              </w:rPr>
+            </w:pPr>
             <w:r>
               <w:rPr>
                 <w:color w:val="000000" w:themeColor="text1"/>
@@ -3839,6 +3849,11 @@
             <w:r>
               <w:t>{#pustaka_utama[]}- {.}</w:t>
             </w:r>
+          </w:p>
+          <w:p>
+            <w:pPr>
+              <w:spacing w:line="276" w:lineRule="auto"/>
+            </w:pPr>
             <w:r>
               <w:t>{/</w:t>
             </w:r>
@@ -3986,6 +4001,11 @@
             <w:r>
               <w:t>{#pustaka_pendukung[]}- {.}</w:t>
             </w:r>
+          </w:p>
+          <w:p>
+            <w:pPr>
+              <w:spacing w:line="276" w:lineRule="auto"/>
+            </w:pPr>
             <w:r>
               <w:t>{/</w:t>
             </w:r>
@@ -4090,6 +4110,16 @@
               </w:rPr>
               <w:t>- {.}</w:t>
             </w:r>
+          </w:p>
+          <w:p>
+            <w:pPr>
+              <w:spacing w:line="276" w:lineRule="auto"/>
+              <w:rPr>
+                <w:sz w:val="24"/>
+                <w:szCs w:val="24"/>
+                <w:lang w:val="id-ID"/>
+              </w:rPr>
+            </w:pPr>
             <w:r>
               <w:rPr>
                 <w:sz w:val="24"/>
